--- a/projeto/PROJETO-CICLO2.docx
+++ b/projeto/PROJETO-CICLO2.docx
@@ -268,7 +268,7 @@
           <w:sz w:val="22"/>
           <w:szCs w:val="22"/>
         </w:rPr>
-        <w:t xml:space="preserve">Sob a ótica do Manual de Oslo (OCDE/EUROSTAT, 2018), o projeto caracteriza-se como uma inovação de processo no setor público de saúde. O valor prático esperado não está na redução do tempo de deslocamento, que as ferramentas de roteirização já endereçam, e sim em três capacidades que o método procedural não oferece. A primeira é a corretude sob escassez: identificar sequências de atendimento executáveis em cenários nos quais um método ingênuo concluiria, equivocadamente, pela inexequibilidade do turno. A segunda é a demonstração de inviabilidade: quando o turno é de fato inexequível, distinguir "não encontrei solução" de "demonstra-se que não existe solução", resposta que constitui informação gerencial, pois indica à equipe que há pacientes a remanejar ou recursos a suprir. A terceira é a declaratividade: com a norma expressa como especificação, e não embutida no fluxo de controle do programa, alterações normativas passam a ser editadas onde a regra está escrita.</w:t>
+        <w:t xml:space="preserve">Sob a ótica do Manual de Oslo (OCDE; EUROSTAT, 2025), o projeto caracteriza-se como uma inovação de processo de negócio, aqui aplicada ao setor público de saúde. A quarta edição do manual reduziu os tipos de inovação a dois, de produto e de processo de negócio, e orienta a medição no setor empresarial, tratando o setor governamental à parte; a transposição feita aqui é analógica, e fica declarada como tal. O valor prático esperado não está na redução do tempo de deslocamento, que as ferramentas de roteirização já endereçam, e sim em três capacidades que o método procedural não oferece. A primeira é a corretude sob escassez: identificar sequências de atendimento executáveis em cenários nos quais um método ingênuo concluiria, equivocadamente, pela inexequibilidade do turno. A segunda é a demonstração de inviabilidade: quando o turno é de fato inexequível, distinguir "não encontrei solução" de "demonstra-se que não existe solução", resposta que constitui informação gerencial, pois indica à equipe que há pacientes a remanejar ou recursos a suprir. A terceira é a declaratividade: com a norma expressa como especificação, e não embutida no fluxo de controle do programa, alterações normativas passam a ser editadas onde a regra está escrita.</w:t>
       </w:r>
     </w:p>
     <w:p>
@@ -599,7 +599,7 @@
           <w:sz w:val="22"/>
           <w:szCs w:val="22"/>
         </w:rPr>
-        <w:t xml:space="preserve"> (2017) o caracterizam como extensão do VRP e identificam, entre as restrições laterais, a preferência do paciente e os requisitos de qualificação profissional. Especificamente para agentes comunitários, BRUNSKILL e LESH (2010) formulam a programação de visitas como problema de roteamento e otimizam cronogramas em contexto de saúde comunitária. Na camada geométrica, o refinamento 2-opt remonta a CROES (1958), e a análise das heurísticas construtivas a ROSENKRANTZ, STEARNS e LEWIS (1977).</w:t>
+        <w:t xml:space="preserve"> (2017) o caracterizam como extensão do VRP e identificam, entre as restrições laterais, a preferência do paciente e os requisitos de qualificação profissional. Especificamente para agentes comunitários, BRUNSKILL e LESH (2010) propõem formular a programação de visitas como problema de roteamento e agendamento, sugerindo técnicas derivadas do caixeiro viajante com janelas de tempo. Trata-se de um artigo de posição de duas páginas, que delineia direções de pesquisa em vez de apresentar resultados. Dele interessa ainda uma observação diretamente ligada à camada de seleção deste projeto: uma visita domiciliar costuma gerar visitas de acompanhamento futuras, característica pouco tratada na literatura combinatória de roteamento e escalonamento. Na camada geométrica, o refinamento 2-opt remonta a CROES (1958), e a análise das heurísticas construtivas a ROSENKRANTZ, STEARNS e LEWIS (1977).</w:t>
       </w:r>
     </w:p>
     <w:p>
@@ -707,7 +707,7 @@
           <w:sz w:val="22"/>
           <w:szCs w:val="22"/>
         </w:rPr>
-        <w:t xml:space="preserve">Quanto ao que a indústria absorveu, a roteirização é tecnologia madura: solucionadores como o Google OR-Tools e motores de código aberto como o OSRM resolvem o problema geométrico em escala. Nenhum deles raciocina sobre pré-condições normativas encadeadas, pois, para essas ferramentas, a compatibilidade entre profissional e paciente é parâmetro de entrada, não estado que evolui durante a execução. O planejamento simbólico, por sua vez, dispõe de ferramental maduro, mas com penetração aplicada restrita ao ambiente acadêmico. No SUS, o e-SUS APS inclui o aplicativo e-SUS Território, utilizado por agentes comunitários para cadastro territorial e registro de visitas; sua documentação oficial descreve funcionalidades de coleta e qualificação de informação, sem previsão de roteirização ou de verificação automática de conformidade normativa.</w:t>
+        <w:t xml:space="preserve">Quanto ao que a indústria absorveu, a roteirização é tecnologia madura: solucionadores como o Google OR-Tools e motores de código aberto como o OSRM resolvem o problema geométrico em escala. Nenhum deles raciocina sobre pré-condições normativas encadeadas, pois, para essas ferramentas, a compatibilidade entre profissional e paciente é parâmetro de entrada, não estado que evolui durante a execução. O planejamento simbólico, por sua vez, dispõe de ferramental maduro, mas com penetração aplicada restrita ao ambiente acadêmico. No SUS, o e-SUS APS inclui o aplicativo e-SUS Território, utilizado por agentes comunitários para cadastro territorial e registro de visitas. O manual de uso oficial da versão 3.1 do aplicativo descreve funcionalidades de cadastro e de registro de acompanhamento das visitas domiciliares, sem menção a rota, mapa, agenda ou planejamento, e sem verificação automática de conformidade normativa. A afirmação vale para essa versão do manual.</w:t>
       </w:r>
     </w:p>
     <w:p>
@@ -1373,7 +1373,7 @@
           <w:sz w:val="22"/>
           <w:szCs w:val="22"/>
         </w:rPr>
-        <w:t xml:space="preserve">. Lecture Notes in Computer Science, v. 3581. Berlin: Springer, 2005. DOI: 10.1007/11527770_26.</w:t>
+        <w:t xml:space="preserve">. Lecture Notes in Computer Science, v. 3581. Berlin: Springer, 2005. p. 171-180. DOI: 10.1007/11527770_26.</w:t>
       </w:r>
     </w:p>
     <w:p>
@@ -1412,7 +1412,7 @@
           <w:sz w:val="22"/>
           <w:szCs w:val="22"/>
         </w:rPr>
-        <w:t xml:space="preserve"> Brasília, 2006.</w:t>
+        <w:t xml:space="preserve"> Regulamenta o § 5º do art. 198 da Constituição, dispõe sobre o aproveitamento de pessoal amparado pelo parágrafo único do art. 2º da Emenda Constitucional nº 51, de 14 de fevereiro de 2006, e dá outras providências. Brasília, 2006. Disponível em: https://www.planalto.gov.br/ccivil_03/_ato2004-2006/2006/lei/l11350.htm. Acesso em: 1 out. 2026. [O art. 3º § 4º está na redação dada pela Lei nº 13.595/2018; a alteração posterior, da Lei nº 14.536/2023, incide apenas sobre o art. 2º-A.]</w:t>
       </w:r>
     </w:p>
     <w:p>
@@ -1507,29 +1507,29 @@
           <w:sz w:val="22"/>
           <w:szCs w:val="22"/>
         </w:rPr>
-        <w:t xml:space="preserve">BRASIL. Ministério da Saúde. </w:t>
-      </w:r>
-      <w:r>
-        <w:rPr>
-          <w:rFonts w:ascii="Calibri" w:cs="Calibri" w:eastAsia="Calibri" w:hAnsi="Calibri"/>
-          <w:b/>
-          <w:bCs/>
-          <w:i w:val="false"/>
-          <w:iCs w:val="false"/>
-          <w:sz w:val="22"/>
-          <w:szCs w:val="22"/>
-        </w:rPr>
-        <w:t xml:space="preserve">e-SUS Atenção Primária à Saúde: manual de utilização do aplicativo e-SUS APS Território.</w:t>
-      </w:r>
-      <w:r>
-        <w:rPr>
-          <w:rFonts w:ascii="Calibri" w:cs="Calibri" w:eastAsia="Calibri" w:hAnsi="Calibri"/>
-          <w:i w:val="false"/>
-          <w:iCs w:val="false"/>
-          <w:sz w:val="22"/>
-          <w:szCs w:val="22"/>
-        </w:rPr>
-        <w:t xml:space="preserve"> Brasília, [s.d.]. Disponível em: https://sisaps.saude.gov.br/esus/upload/docs/manual_utilizacao_aplicativo_esus_aps_territorio.pdf. Acesso em: 28 set. 2026.</w:t>
+        <w:t xml:space="preserve">BRASIL. Ministério da Saúde. Secretaria de Atenção Primária à Saúde. Departamento de Saúde da Família. </w:t>
+      </w:r>
+      <w:r>
+        <w:rPr>
+          <w:rFonts w:ascii="Calibri" w:cs="Calibri" w:eastAsia="Calibri" w:hAnsi="Calibri"/>
+          <w:b/>
+          <w:bCs/>
+          <w:i w:val="false"/>
+          <w:iCs w:val="false"/>
+          <w:sz w:val="22"/>
+          <w:szCs w:val="22"/>
+        </w:rPr>
+        <w:t xml:space="preserve">e-SUS Atenção Primária à Saúde: Manual de Uso do Aplicativo e-SUS Território, Versão 3.1.</w:t>
+      </w:r>
+      <w:r>
+        <w:rPr>
+          <w:rFonts w:ascii="Calibri" w:cs="Calibri" w:eastAsia="Calibri" w:hAnsi="Calibri"/>
+          <w:i w:val="false"/>
+          <w:iCs w:val="false"/>
+          <w:sz w:val="22"/>
+          <w:szCs w:val="22"/>
+        </w:rPr>
+        <w:t xml:space="preserve"> Brasília: Ministério da Saúde, 2020. Disponível em: https://sisaps.saude.gov.br/esus/upload/docs/manual_utilizacao_aplicativo_esus_aps_territorio.pdf. Acesso em: 28 set. 2026.</w:t>
       </w:r>
     </w:p>
     <w:p>
@@ -1568,7 +1568,7 @@
           <w:sz w:val="22"/>
           <w:szCs w:val="22"/>
         </w:rPr>
-        <w:t xml:space="preserve">, 2010.</w:t>
+        <w:t xml:space="preserve">. Technical Report SS-10-01. Menlo Park: AAAI Press, 2010. Disponível em: https://aaai.org/papers/01139-1139-routing-for-rural-health-optimizing-community-health-worker-visit-schedules/. Acesso em: 1 out. 2026.</w:t>
       </w:r>
     </w:p>
     <w:p>
@@ -1607,7 +1607,7 @@
           <w:sz w:val="22"/>
           <w:szCs w:val="22"/>
         </w:rPr>
-        <w:t xml:space="preserve">, 2017. DOI: 10.1016/j.orhc.2017.06.001.</w:t>
+        <w:t xml:space="preserve">, v. 13-14, p. 1-22, 2017. DOI: 10.1016/j.orhc.2017.06.001.</w:t>
       </w:r>
     </w:p>
     <w:p>
@@ -1870,17 +1870,17 @@
           <w:sz w:val="22"/>
           <w:szCs w:val="22"/>
         </w:rPr>
-        <w:t xml:space="preserve">Manual de Oslo 2018: diretrizes para a coleta, o relato e o uso de dados sobre inovação.</w:t>
-      </w:r>
-      <w:r>
-        <w:rPr>
-          <w:rFonts w:ascii="Calibri" w:cs="Calibri" w:eastAsia="Calibri" w:hAnsi="Calibri"/>
-          <w:i w:val="false"/>
-          <w:iCs w:val="false"/>
-          <w:sz w:val="22"/>
-          <w:szCs w:val="22"/>
-        </w:rPr>
-        <w:t xml:space="preserve"> 4. ed. Paris: OECD Publishing, 2018. DOI: 10.1787/9789264304604-en.</w:t>
+        <w:t xml:space="preserve">Manual de Oslo 2018: diretrizes para coleta, relatório e uso de dados sobre inovação.</w:t>
+      </w:r>
+      <w:r>
+        <w:rPr>
+          <w:rFonts w:ascii="Calibri" w:cs="Calibri" w:eastAsia="Calibri" w:hAnsi="Calibri"/>
+          <w:i w:val="false"/>
+          <w:iCs w:val="false"/>
+          <w:sz w:val="22"/>
+          <w:szCs w:val="22"/>
+        </w:rPr>
+        <w:t xml:space="preserve"> 4. ed. Tradução de Finep, Fiesp e Senai-SP. Rio de Janeiro: Finep, 2025. Disponível em: http://www.finep.gov.br/images/a-finep/5CNCTI/04_07_2025_Manual_de_Oslo.pdf. Acesso em: 1 out. 2026.</w:t>
       </w:r>
     </w:p>
     <w:p>
